--- a/zalaczniki_zapytanie_nr1/Zalacznik_3_Oswiadczenie_Wykonawcy.docx
+++ b/zalaczniki_zapytanie_nr1/Zalacznik_3_Oswiadczenie_Wykonawcy.docx
@@ -280,7 +280,7 @@
         <w:rPr>
           <w:rFonts w:ascii="Calibri" w:cs="Calibri" w:eastAsia="Calibri" w:hAnsi="Calibri"/>
         </w:rPr>
-        <w:t xml:space="preserve">15. zapoznałem(-liśmy) się z wymaganiami wynikającymi z umowy o dofinansowanie i programu priorytetowego (pkt 24 zapytania ofertowego) i zobowiązuję(-emy) się je stosować, w tym w zakresie oznakowania, kontroli prowadzonej przez NFOŚiGW, przechowywania dokumentacji i przeniesienia praw autorskich;</w:t>
+        <w:t xml:space="preserve">15. zapoznałem(-liśmy) się z wymaganiami wynikającymi z umowy o dofinansowanie i programu priorytetowego (pkt 24 zapytania ofertowego) i zobowiązuję(-emy) się je stosować, w tym w zakresie oznakowania, kontroli prowadzonej przez NFOŚiGW i przeniesienia praw autorskich;</w:t>
       </w:r>
     </w:p>
     <w:p>

--- a/zalaczniki_zapytanie_nr1/Zalacznik_3_Oswiadczenie_Wykonawcy.docx
+++ b/zalaczniki_zapytanie_nr1/Zalacznik_3_Oswiadczenie_Wykonawcy.docx
@@ -49,7 +49,6 @@
         <w:rPr>
           <w:rFonts w:ascii="Calibri" w:cs="Calibri" w:eastAsia="Calibri" w:hAnsi="Calibri"/>
           <w:highlight w:val="yellow"/>
-          <w:highlightCs w:val="yellow"/>
         </w:rPr>
         <w:t xml:space="preserve">[uzupełnia Wykonawca]</w:t>
       </w:r>
@@ -124,215 +123,228 @@
         <w:rPr>
           <w:rFonts w:ascii="Calibri" w:cs="Calibri" w:eastAsia="Calibri" w:hAnsi="Calibri"/>
         </w:rPr>
-        <w:t xml:space="preserve">3. oferowane urządzenia i systemy spełniają wymagania określone w opisie przedmiotu zamówienia lub zostały w ofercie jednoznacznie opisane jako rozwiązania równoważne wraz z wykazaniem równoważności;</w:t>
-      </w:r>
-    </w:p>
-    <w:p>
-      <w:pPr>
-        <w:spacing w:after="80" w:before="0" w:line="276"/>
-        <w:ind w:left="400" w:hanging="400"/>
-        <w:jc w:val="both"/>
-      </w:pPr>
-      <w:r>
-        <w:rPr>
-          <w:rFonts w:ascii="Calibri" w:cs="Calibri" w:eastAsia="Calibri" w:hAnsi="Calibri"/>
-        </w:rPr>
-        <w:t xml:space="preserve">4. zaoferowana cena obejmuje pełny zakres zobowiązań Wykonawcy;</w:t>
-      </w:r>
-    </w:p>
-    <w:p>
-      <w:pPr>
-        <w:spacing w:after="80" w:before="0" w:line="276"/>
-        <w:ind w:left="400" w:hanging="400"/>
-        <w:jc w:val="both"/>
-      </w:pPr>
-      <w:r>
-        <w:rPr>
-          <w:rFonts w:ascii="Calibri" w:cs="Calibri" w:eastAsia="Calibri" w:hAnsi="Calibri"/>
-        </w:rPr>
-        <w:t xml:space="preserve">5. zapewnię(-my) gwarancję na pełen zakres przedmiotu zamówienia na okres nie krótszy niż 60 miesięcy;</w:t>
-      </w:r>
-    </w:p>
-    <w:p>
-      <w:pPr>
-        <w:spacing w:after="80" w:before="0" w:line="276"/>
-        <w:ind w:left="400" w:hanging="400"/>
-        <w:jc w:val="both"/>
-      </w:pPr>
-      <w:r>
-        <w:rPr>
-          <w:rFonts w:ascii="Calibri" w:cs="Calibri" w:eastAsia="Calibri" w:hAnsi="Calibri"/>
-        </w:rPr>
-        <w:t xml:space="preserve">6. zapewnię(-my) wymagane wsparcie techniczne przy odbiorach i badaniach UDT oraz udział w testach wspólnych i odbiorach całej stacji;</w:t>
-      </w:r>
-    </w:p>
-    <w:p>
-      <w:pPr>
-        <w:spacing w:after="80" w:before="0" w:line="276"/>
-        <w:ind w:left="400" w:hanging="400"/>
-        <w:jc w:val="both"/>
-      </w:pPr>
-      <w:r>
-        <w:rPr>
-          <w:rFonts w:ascii="Calibri" w:cs="Calibri" w:eastAsia="Calibri" w:hAnsi="Calibri"/>
-        </w:rPr>
-        <w:t xml:space="preserve">7. zapewnię(-my) współpracę z wykonawcami Zamówienia nr 2 i Zamówienia nr 3, przekażę(-my) dane techniczne niezbędne do terminowej realizacji pozostałych zakresów inwestycji oraz uwzględniłem(-liśmy) w harmonogramie zależność realizacji własnego zakresu od Zamówienia nr 2 i Zamówienia nr 3;</w:t>
-      </w:r>
-    </w:p>
-    <w:p>
-      <w:pPr>
-        <w:spacing w:after="80" w:before="0" w:line="276"/>
-        <w:ind w:left="400" w:hanging="400"/>
-        <w:jc w:val="both"/>
-      </w:pPr>
-      <w:r>
-        <w:rPr>
-          <w:rFonts w:ascii="Calibri" w:cs="Calibri" w:eastAsia="Calibri" w:hAnsi="Calibri"/>
-        </w:rPr>
-        <w:t xml:space="preserve">8. przekażę(-my) dokumentację niezbędną do wykonania, uruchomienia i eksploatacji instalacji;</w:t>
-      </w:r>
-    </w:p>
-    <w:p>
-      <w:pPr>
-        <w:spacing w:after="80" w:before="0" w:line="276"/>
-        <w:ind w:left="400" w:hanging="400"/>
-        <w:jc w:val="both"/>
-      </w:pPr>
-      <w:r>
-        <w:rPr>
-          <w:rFonts w:ascii="Calibri" w:cs="Calibri" w:eastAsia="Calibri" w:hAnsi="Calibri"/>
-        </w:rPr>
-        <w:t xml:space="preserve">9. zapewnię(-my) otwarte interfejsy umożliwiające integrację oferowanego rozwiązania z nadrzędnym systemem zarządzania energią Zamawiającego (wykonanie integracji nie jest przedmiotem zamówienia);</w:t>
-      </w:r>
-    </w:p>
-    <w:p>
-      <w:pPr>
-        <w:spacing w:after="80" w:before="0" w:line="276"/>
-        <w:ind w:left="400" w:hanging="400"/>
-        <w:jc w:val="both"/>
-      </w:pPr>
-      <w:r>
-        <w:rPr>
-          <w:rFonts w:ascii="Calibri" w:cs="Calibri" w:eastAsia="Calibri" w:hAnsi="Calibri"/>
-        </w:rPr>
-        <w:t xml:space="preserve">10. usunę(-iemy) na własny koszt wady dotyczące własnego zakresu stwierdzone podczas testów, odbiorów lub badań UDT;</w:t>
-      </w:r>
-    </w:p>
-    <w:p>
-      <w:pPr>
-        <w:spacing w:after="80" w:before="0" w:line="276"/>
-        <w:ind w:left="400" w:hanging="400"/>
-        <w:jc w:val="both"/>
-      </w:pPr>
-      <w:r>
-        <w:rPr>
-          <w:rFonts w:ascii="Calibri" w:cs="Calibri" w:eastAsia="Calibri" w:hAnsi="Calibri"/>
-        </w:rPr>
-        <w:t xml:space="preserve">11. zapewnię(-my) wykonanie, konfigurację, uruchomienie i integrację Systemu monitorowania i zarządzania danymi dla obwodów zasilających punkty ładowania zgodnie z opisem w pkt 4 zapytania ofertowego, w tym kompletność elementu pomiarowego, systemu centralnego, interfejsów i licencji oraz wymagane funkcje pomiarowe, rejestracyjne, analityczne, alarmowe, archiwizacyjne i komunikacyjne;</w:t>
-      </w:r>
-    </w:p>
-    <w:p>
-      <w:pPr>
-        <w:spacing w:after="80" w:before="0" w:line="276"/>
-        <w:ind w:left="400" w:hanging="400"/>
-        <w:jc w:val="both"/>
-      </w:pPr>
-      <w:r>
-        <w:rPr>
-          <w:rFonts w:ascii="Calibri" w:cs="Calibri" w:eastAsia="Calibri" w:hAnsi="Calibri"/>
-        </w:rPr>
-        <w:t xml:space="preserve">12. zapewnię(-my) wymagane certyfikaty lub równoważne dokumenty oraz dokumentację potwierdzającą zgodność oferowanego rozwiązania z wymaganymi normami, a także wymagany poziom cyberbezpieczeństwa systemu;</w:t>
-      </w:r>
-    </w:p>
-    <w:p>
-      <w:pPr>
-        <w:spacing w:after="80" w:before="0" w:line="276"/>
-        <w:ind w:left="400" w:hanging="400"/>
-        <w:jc w:val="both"/>
-      </w:pPr>
-      <w:r>
-        <w:rPr>
-          <w:rFonts w:ascii="Calibri" w:cs="Calibri" w:eastAsia="Calibri" w:hAnsi="Calibri"/>
-        </w:rPr>
-        <w:t xml:space="preserve">13. oferowane urządzenia są fabrycznie nowe, nieużywane i wyprodukowane nie wcześniej niż 24 miesiące przed montażem;</w:t>
-      </w:r>
-    </w:p>
-    <w:p>
-      <w:pPr>
-        <w:spacing w:after="80" w:before="0" w:line="276"/>
-        <w:ind w:left="400" w:hanging="400"/>
-        <w:jc w:val="both"/>
-      </w:pPr>
-      <w:r>
-        <w:rPr>
-          <w:rFonts w:ascii="Calibri" w:cs="Calibri" w:eastAsia="Calibri" w:hAnsi="Calibri"/>
-        </w:rPr>
-        <w:t xml:space="preserve">14. oferowane rozwiązanie jest zgodne z zasadą DNSH („nie wyrządzaj poważnych szkód");</w:t>
-      </w:r>
-    </w:p>
-    <w:p>
-      <w:pPr>
-        <w:spacing w:after="80" w:before="0" w:line="276"/>
-        <w:ind w:left="400" w:hanging="400"/>
-        <w:jc w:val="both"/>
-      </w:pPr>
-      <w:r>
-        <w:rPr>
-          <w:rFonts w:ascii="Calibri" w:cs="Calibri" w:eastAsia="Calibri" w:hAnsi="Calibri"/>
-        </w:rPr>
-        <w:t xml:space="preserve">15. zapoznałem(-liśmy) się z wymaganiami wynikającymi z umowy o dofinansowanie i programu priorytetowego (pkt 24 zapytania ofertowego) i zobowiązuję(-emy) się je stosować, w tym w zakresie oznakowania, kontroli prowadzonej przez NFOŚiGW i przeniesienia praw autorskich;</w:t>
-      </w:r>
-    </w:p>
-    <w:p>
-      <w:pPr>
-        <w:spacing w:after="80" w:before="0" w:line="276"/>
-        <w:ind w:left="400" w:hanging="400"/>
-        <w:jc w:val="both"/>
-      </w:pPr>
-      <w:r>
-        <w:rPr>
-          <w:rFonts w:ascii="Calibri" w:cs="Calibri" w:eastAsia="Calibri" w:hAnsi="Calibri"/>
-        </w:rPr>
-        <w:t xml:space="preserve">16. wniosłem(-liśmy) wadium w wymaganej wysokości i formie oraz pozostaję(-emy) związany(-i) ofertą przez 30 dni od upływu terminu składania ofert;</w:t>
-      </w:r>
-    </w:p>
-    <w:p>
-      <w:pPr>
-        <w:spacing w:after="80" w:before="0" w:line="276"/>
-        <w:ind w:left="400" w:hanging="400"/>
-        <w:jc w:val="both"/>
-      </w:pPr>
-      <w:r>
-        <w:rPr>
-          <w:rFonts w:ascii="Calibri" w:cs="Calibri" w:eastAsia="Calibri" w:hAnsi="Calibri"/>
-        </w:rPr>
-        <w:t xml:space="preserve">17. nie jestem(-śmy) powiązany(-i) z Zamawiającym osobowo ani kapitałowo – szczegółowe oświadczenie stanowi załącznik nr 4;</w:t>
-      </w:r>
-    </w:p>
-    <w:p>
-      <w:pPr>
-        <w:spacing w:after="80" w:before="0" w:line="276"/>
-        <w:ind w:left="400" w:hanging="400"/>
-        <w:jc w:val="both"/>
-      </w:pPr>
-      <w:r>
-        <w:rPr>
-          <w:rFonts w:ascii="Calibri" w:cs="Calibri" w:eastAsia="Calibri" w:hAnsi="Calibri"/>
-        </w:rPr>
-        <w:t xml:space="preserve">18. wypełniłem(-liśmy) obowiązki informacyjne przewidziane w art. 13 lub art. 14 RODO wobec osób fizycznych, których dane osobowe przekazuję(-emy) w ofercie, a dane te pozyskałem(-liśmy) zgodnie z przepisami;</w:t>
-      </w:r>
-    </w:p>
-    <w:p>
-      <w:pPr>
-        <w:spacing w:after="80" w:before="0" w:line="276"/>
-        <w:ind w:left="400" w:hanging="400"/>
-        <w:jc w:val="both"/>
-      </w:pPr>
-      <w:r>
-        <w:rPr>
-          <w:rFonts w:ascii="Calibri" w:cs="Calibri" w:eastAsia="Calibri" w:hAnsi="Calibri"/>
-        </w:rPr>
-        <w:t xml:space="preserve">19. wszystkie informacje przedstawione w ofercie są zgodne ze stanem faktycznym.</w:t>
+        <w:t xml:space="preserve">3. oferowane ładowarki pochodzą od producenta spełniającego warunek określony w pkt 12 ppkt 2 zapytania ofertowego, co potwierdza załączone oświadczenie producenta wraz z wykazem dostaw i dokumentami potwierdzającymi należyte wykonanie dostaw;</w:t>
+      </w:r>
+    </w:p>
+    <w:p>
+      <w:pPr>
+        <w:spacing w:after="80" w:before="0" w:line="276"/>
+        <w:ind w:left="400" w:hanging="400"/>
+        <w:jc w:val="both"/>
+      </w:pPr>
+      <w:r>
+        <w:rPr>
+          <w:rFonts w:ascii="Calibri" w:cs="Calibri" w:eastAsia="Calibri" w:hAnsi="Calibri"/>
+        </w:rPr>
+        <w:t xml:space="preserve">4. oferowane urządzenia i systemy spełniają wymagania określone w opisie przedmiotu zamówienia lub zostały w ofercie jednoznacznie opisane jako rozwiązania równoważne wraz z wykazaniem równoważności;</w:t>
+      </w:r>
+    </w:p>
+    <w:p>
+      <w:pPr>
+        <w:spacing w:after="80" w:before="0" w:line="276"/>
+        <w:ind w:left="400" w:hanging="400"/>
+        <w:jc w:val="both"/>
+      </w:pPr>
+      <w:r>
+        <w:rPr>
+          <w:rFonts w:ascii="Calibri" w:cs="Calibri" w:eastAsia="Calibri" w:hAnsi="Calibri"/>
+        </w:rPr>
+        <w:t xml:space="preserve">5. zaoferowana cena obejmuje pełny zakres zobowiązań Wykonawcy;</w:t>
+      </w:r>
+    </w:p>
+    <w:p>
+      <w:pPr>
+        <w:spacing w:after="80" w:before="0" w:line="276"/>
+        <w:ind w:left="400" w:hanging="400"/>
+        <w:jc w:val="both"/>
+      </w:pPr>
+      <w:r>
+        <w:rPr>
+          <w:rFonts w:ascii="Calibri" w:cs="Calibri" w:eastAsia="Calibri" w:hAnsi="Calibri"/>
+        </w:rPr>
+        <w:t xml:space="preserve">6. zapewnię(-my) gwarancję na pełen zakres przedmiotu zamówienia na okres nie krótszy niż 60 miesięcy;</w:t>
+      </w:r>
+    </w:p>
+    <w:p>
+      <w:pPr>
+        <w:spacing w:after="80" w:before="0" w:line="276"/>
+        <w:ind w:left="400" w:hanging="400"/>
+        <w:jc w:val="both"/>
+      </w:pPr>
+      <w:r>
+        <w:rPr>
+          <w:rFonts w:ascii="Calibri" w:cs="Calibri" w:eastAsia="Calibri" w:hAnsi="Calibri"/>
+        </w:rPr>
+        <w:t xml:space="preserve">7. zapewnię(-my) wymagane wsparcie techniczne przy odbiorach i badaniach UDT oraz udział w testach wspólnych i odbiorach całej stacji;</w:t>
+      </w:r>
+    </w:p>
+    <w:p>
+      <w:pPr>
+        <w:spacing w:after="80" w:before="0" w:line="276"/>
+        <w:ind w:left="400" w:hanging="400"/>
+        <w:jc w:val="both"/>
+      </w:pPr>
+      <w:r>
+        <w:rPr>
+          <w:rFonts w:ascii="Calibri" w:cs="Calibri" w:eastAsia="Calibri" w:hAnsi="Calibri"/>
+        </w:rPr>
+        <w:t xml:space="preserve">8. zapewnię(-my) współpracę z wykonawcami Zamówienia nr 2 i Zamówienia nr 3, przekażę(-my) dane techniczne niezbędne do terminowej realizacji pozostałych zakresów inwestycji oraz uwzględniłem(-liśmy) w harmonogramie zależność realizacji własnego zakresu od Zamówienia nr 2 i Zamówienia nr 3;</w:t>
+      </w:r>
+    </w:p>
+    <w:p>
+      <w:pPr>
+        <w:spacing w:after="80" w:before="0" w:line="276"/>
+        <w:ind w:left="400" w:hanging="400"/>
+        <w:jc w:val="both"/>
+      </w:pPr>
+      <w:r>
+        <w:rPr>
+          <w:rFonts w:ascii="Calibri" w:cs="Calibri" w:eastAsia="Calibri" w:hAnsi="Calibri"/>
+        </w:rPr>
+        <w:t xml:space="preserve">9. przekażę(-my) dokumentację niezbędną do wykonania, uruchomienia i eksploatacji instalacji;</w:t>
+      </w:r>
+    </w:p>
+    <w:p>
+      <w:pPr>
+        <w:spacing w:after="80" w:before="0" w:line="276"/>
+        <w:ind w:left="400" w:hanging="400"/>
+        <w:jc w:val="both"/>
+      </w:pPr>
+      <w:r>
+        <w:rPr>
+          <w:rFonts w:ascii="Calibri" w:cs="Calibri" w:eastAsia="Calibri" w:hAnsi="Calibri"/>
+        </w:rPr>
+        <w:t xml:space="preserve">10. zapewnię(-my) otwarte interfejsy umożliwiające integrację oferowanego rozwiązania z nadrzędnym systemem zarządzania energią Zamawiającego (wykonanie integracji nie jest przedmiotem zamówienia);</w:t>
+      </w:r>
+    </w:p>
+    <w:p>
+      <w:pPr>
+        <w:spacing w:after="80" w:before="0" w:line="276"/>
+        <w:ind w:left="400" w:hanging="400"/>
+        <w:jc w:val="both"/>
+      </w:pPr>
+      <w:r>
+        <w:rPr>
+          <w:rFonts w:ascii="Calibri" w:cs="Calibri" w:eastAsia="Calibri" w:hAnsi="Calibri"/>
+        </w:rPr>
+        <w:t xml:space="preserve">11. usunę(-iemy) na własny koszt wady dotyczące własnego zakresu stwierdzone podczas testów, odbiorów lub badań UDT;</w:t>
+      </w:r>
+    </w:p>
+    <w:p>
+      <w:pPr>
+        <w:spacing w:after="80" w:before="0" w:line="276"/>
+        <w:ind w:left="400" w:hanging="400"/>
+        <w:jc w:val="both"/>
+      </w:pPr>
+      <w:r>
+        <w:rPr>
+          <w:rFonts w:ascii="Calibri" w:cs="Calibri" w:eastAsia="Calibri" w:hAnsi="Calibri"/>
+        </w:rPr>
+        <w:t xml:space="preserve">12. zapewnię(-my) wykonanie, konfigurację, uruchomienie i integrację Systemu monitorowania i zarządzania danymi dla obwodów zasilających punkty ładowania zgodnie z opisem w pkt 4 zapytania ofertowego, w tym kompletność elementu pomiarowego, systemu centralnego, interfejsów i licencji oraz wymagane funkcje pomiarowe, rejestracyjne, analityczne, alarmowe, archiwizacyjne i komunikacyjne;</w:t>
+      </w:r>
+    </w:p>
+    <w:p>
+      <w:pPr>
+        <w:spacing w:after="80" w:before="0" w:line="276"/>
+        <w:ind w:left="400" w:hanging="400"/>
+        <w:jc w:val="both"/>
+      </w:pPr>
+      <w:r>
+        <w:rPr>
+          <w:rFonts w:ascii="Calibri" w:cs="Calibri" w:eastAsia="Calibri" w:hAnsi="Calibri"/>
+        </w:rPr>
+        <w:t xml:space="preserve">13. zapewnię(-my) wymagane certyfikaty lub równoważne dokumenty oraz dokumentację potwierdzającą zgodność oferowanego rozwiązania z wymaganymi normami, a także wymagany poziom cyberbezpieczeństwa systemu;</w:t>
+      </w:r>
+    </w:p>
+    <w:p>
+      <w:pPr>
+        <w:spacing w:after="80" w:before="0" w:line="276"/>
+        <w:ind w:left="400" w:hanging="400"/>
+        <w:jc w:val="both"/>
+      </w:pPr>
+      <w:r>
+        <w:rPr>
+          <w:rFonts w:ascii="Calibri" w:cs="Calibri" w:eastAsia="Calibri" w:hAnsi="Calibri"/>
+        </w:rPr>
+        <w:t xml:space="preserve">14. oferowane urządzenia są fabrycznie nowe, nieużywane i wyprodukowane nie wcześniej niż 24 miesiące przed montażem;</w:t>
+      </w:r>
+    </w:p>
+    <w:p>
+      <w:pPr>
+        <w:spacing w:after="80" w:before="0" w:line="276"/>
+        <w:ind w:left="400" w:hanging="400"/>
+        <w:jc w:val="both"/>
+      </w:pPr>
+      <w:r>
+        <w:rPr>
+          <w:rFonts w:ascii="Calibri" w:cs="Calibri" w:eastAsia="Calibri" w:hAnsi="Calibri"/>
+        </w:rPr>
+        <w:t xml:space="preserve">15. oferowane rozwiązanie jest zgodne z zasadą DNSH („nie wyrządzaj poważnych szkód");</w:t>
+      </w:r>
+    </w:p>
+    <w:p>
+      <w:pPr>
+        <w:spacing w:after="80" w:before="0" w:line="276"/>
+        <w:ind w:left="400" w:hanging="400"/>
+        <w:jc w:val="both"/>
+      </w:pPr>
+      <w:r>
+        <w:rPr>
+          <w:rFonts w:ascii="Calibri" w:cs="Calibri" w:eastAsia="Calibri" w:hAnsi="Calibri"/>
+        </w:rPr>
+        <w:t xml:space="preserve">16. zapoznałem(-liśmy) się z wymaganiami wynikającymi z umowy o dofinansowanie i programu priorytetowego (pkt 24 zapytania ofertowego) i zobowiązuję(-emy) się je stosować, w tym w zakresie oznakowania, kontroli prowadzonej przez NFOŚiGW i przeniesienia praw autorskich;</w:t>
+      </w:r>
+    </w:p>
+    <w:p>
+      <w:pPr>
+        <w:spacing w:after="80" w:before="0" w:line="276"/>
+        <w:ind w:left="400" w:hanging="400"/>
+        <w:jc w:val="both"/>
+      </w:pPr>
+      <w:r>
+        <w:rPr>
+          <w:rFonts w:ascii="Calibri" w:cs="Calibri" w:eastAsia="Calibri" w:hAnsi="Calibri"/>
+        </w:rPr>
+        <w:t xml:space="preserve">17. wniosłem(-liśmy) wadium w wymaganej wysokości i formie oraz pozostaję(-emy) związany(-i) ofertą przez 30 dni od upływu terminu składania ofert;</w:t>
+      </w:r>
+    </w:p>
+    <w:p>
+      <w:pPr>
+        <w:spacing w:after="80" w:before="0" w:line="276"/>
+        <w:ind w:left="400" w:hanging="400"/>
+        <w:jc w:val="both"/>
+      </w:pPr>
+      <w:r>
+        <w:rPr>
+          <w:rFonts w:ascii="Calibri" w:cs="Calibri" w:eastAsia="Calibri" w:hAnsi="Calibri"/>
+        </w:rPr>
+        <w:t xml:space="preserve">18. nie jestem(-śmy) powiązany(-i) z Zamawiającym osobowo ani kapitałowo – szczegółowe oświadczenie stanowi załącznik nr 4;</w:t>
+      </w:r>
+    </w:p>
+    <w:p>
+      <w:pPr>
+        <w:spacing w:after="80" w:before="0" w:line="276"/>
+        <w:ind w:left="400" w:hanging="400"/>
+        <w:jc w:val="both"/>
+      </w:pPr>
+      <w:r>
+        <w:rPr>
+          <w:rFonts w:ascii="Calibri" w:cs="Calibri" w:eastAsia="Calibri" w:hAnsi="Calibri"/>
+        </w:rPr>
+        <w:t xml:space="preserve">19. wypełniłem(-liśmy) obowiązki informacyjne przewidziane w art. 13 lub art. 14 RODO wobec osób fizycznych, których dane osobowe przekazuję(-emy) w ofercie, a dane te pozyskałem(-liśmy) zgodnie z przepisami;</w:t>
+      </w:r>
+    </w:p>
+    <w:p>
+      <w:pPr>
+        <w:spacing w:after="80" w:before="0" w:line="276"/>
+        <w:ind w:left="400" w:hanging="400"/>
+        <w:jc w:val="both"/>
+      </w:pPr>
+      <w:r>
+        <w:rPr>
+          <w:rFonts w:ascii="Calibri" w:cs="Calibri" w:eastAsia="Calibri" w:hAnsi="Calibri"/>
+        </w:rPr>
+        <w:t xml:space="preserve">20. wszystkie informacje przedstawione w ofercie są zgodne ze stanem faktycznym.</w:t>
       </w:r>
     </w:p>
     <w:p>
